--- a/design/samples/Sample-Table-August-2026.docx
+++ b/design/samples/Sample-Table-August-2026.docx
@@ -58,8 +58,8 @@
         <w:rPr>
           <w:rFonts w:ascii="Boecklins Universe" w:cs="Boecklins Universe" w:eastAsia="Boecklins Universe" w:hAnsi="Boecklins Universe"/>
           <w:color w:val="D2B161"/>
-          <w:sz w:val="40"/>
-          <w:szCs w:val="40"/>
+          <w:sz w:val="62"/>
+          <w:szCs w:val="62"/>
         </w:rPr>
         <w:t xml:space="preserve">My Garden Diary</w:t>
       </w:r>
@@ -72,9 +72,9 @@
       <w:r>
         <w:rPr>
           <w:rFonts w:ascii="Glass Antiqua" w:cs="Glass Antiqua" w:eastAsia="Glass Antiqua" w:hAnsi="Glass Antiqua"/>
-          <w:color w:val="6495ED"/>
-          <w:sz w:val="56"/>
-          <w:szCs w:val="56"/>
+          <w:color w:val="A1B5A0"/>
+          <w:sz w:val="46"/>
+          <w:szCs w:val="46"/>
         </w:rPr>
         <w:t xml:space="preserve">August 2026</w:t>
       </w:r>
